--- a/Other Files/Prompt - Institutional-Grade Trading Strategies.docx
+++ b/Other Files/Prompt - Institutional-Grade Trading Strategies.docx
@@ -15,14 +15,7 @@
           <w:b/>
           <w:bCs/>
         </w:rPr>
-        <w:t>Institutional-Grade</w:t>
-      </w:r>
-      <w:r>
-        <w:rPr>
-          <w:b/>
-          <w:bCs/>
-        </w:rPr>
-        <w:t xml:space="preserve"> Trading Strategies</w:t>
+        <w:t>Institutional-Grade Trading Strategies</w:t>
       </w:r>
     </w:p>
     <w:p>
@@ -65,22 +58,7 @@
         <w:t xml:space="preserve">We are moving to the next major development task: building a comprehensive library of pre-built, institutional-grade trading strategies. </w:t>
       </w:r>
       <w:r>
-        <w:t>The foundation for this work</w:t>
-      </w:r>
-      <w:r>
-        <w:t xml:space="preserve">, </w:t>
-      </w:r>
-      <w:r>
-        <w:t>an advanced suite of 80+ technical indicators and 75+ candlestick patterns built on a "5-Pillar Institutional Architecture"</w:t>
-      </w:r>
-      <w:r>
-        <w:t xml:space="preserve">, </w:t>
-      </w:r>
-      <w:r>
-        <w:t>is already complete and documented. Your objective is to leverage this powerful signal generation engine to implement a diverse library of proven, data-driven trading strategies, enhancing each one to meet institutional standards</w:t>
-      </w:r>
-      <w:r>
-        <w:t xml:space="preserve"> and the </w:t>
+        <w:t xml:space="preserve">The foundation for this work, an advanced suite of 80+ technical indicators and 75+ candlestick patterns built on a "5-Pillar Institutional Architecture", is already complete and documented. Your objective is to leverage this powerful signal generation engine to implement a diverse library of proven, data-driven trading strategies, enhancing each one to meet institutional standards and the </w:t>
       </w:r>
       <w:r>
         <w:rPr>
@@ -122,25 +100,15 @@
         <w:spacing w:line="240" w:lineRule="auto"/>
       </w:pPr>
       <w:r>
-        <w:t xml:space="preserve">Every strategy you build is not just a set of entry/exit rules. It MUST be a complete, self-contained trading system encapsulated in a Python class that inherits from a BaseInstitutionalStrategy. This class must implement the following five pillars, using the features from our existing </w:t>
-      </w:r>
-      <w:r>
-        <w:t xml:space="preserve">technical </w:t>
-      </w:r>
-      <w:r>
-        <w:t>indicator</w:t>
-      </w:r>
-      <w:r>
-        <w:t>s</w:t>
-      </w:r>
-      <w:r>
-        <w:t xml:space="preserve"> </w:t>
-      </w:r>
-      <w:r>
-        <w:t xml:space="preserve">and candlestick patterns </w:t>
-      </w:r>
-      <w:r>
-        <w:t>library.</w:t>
+        <w:t xml:space="preserve">Every strategy you build is not just a set of entry/exit rules. It MUST be a complete, self-contained trading system encapsulated in a Python class that inherits from a </w:t>
+      </w:r>
+      <w:proofErr w:type="spellStart"/>
+      <w:r>
+        <w:t>BaseInstitutionalStrategy</w:t>
+      </w:r>
+      <w:proofErr w:type="spellEnd"/>
+      <w:r>
+        <w:t>. This class must implement the following five pillars, using the features from our existing technical indicators and candlestick patterns library.</w:t>
       </w:r>
     </w:p>
     <w:p>
@@ -169,6 +137,7 @@
         <w:spacing w:line="240" w:lineRule="auto"/>
         <w:ind w:hanging="357"/>
       </w:pPr>
+      <w:bookmarkStart w:id="0" w:name="_Hlk208933245"/>
       <w:r>
         <w:rPr>
           <w:b/>
@@ -180,10 +149,7 @@
         <w:t xml:space="preserve"> Implement the core logic of the strategy using our library of volume-weighted, adaptive, and multi-timeframe indicators and patterns.</w:t>
       </w:r>
       <w:r>
-        <w:t xml:space="preserve"> </w:t>
-      </w:r>
-      <w:r>
-        <w:t>Include multi-timeframe confirmation (e.g., align daily and hourly signals).</w:t>
+        <w:t xml:space="preserve"> Include multi-timeframe confirmation (e.g., align daily and hourly signals).</w:t>
       </w:r>
     </w:p>
     <w:p>
@@ -203,26 +169,200 @@
         <w:t>Output:</w:t>
       </w:r>
       <w:r>
-        <w:t xml:space="preserve"> The signal generation method must not just return "buy" or "sell." It must return a rich IndicatorSignal object containing the raw value, signal type, and a dynamic composite confidence score as generated by our indicators</w:t>
-      </w:r>
-      <w:r>
-        <w:rPr>
-          <w:rFonts w:ascii="Times New Roman" w:eastAsia="Times New Roman" w:hAnsi="Times New Roman" w:cs="Times New Roman"/>
+        <w:t xml:space="preserve"> The signal generation method must not just return "buy" or "sell." It must return a rich </w:t>
+      </w:r>
+      <w:proofErr w:type="spellStart"/>
+      <w:r>
+        <w:t>IndicatorSignal</w:t>
+      </w:r>
+      <w:proofErr w:type="spellEnd"/>
+      <w:r>
+        <w:t xml:space="preserve"> object containing the raw value, signal type, and a dynamic composite confidence score as generated by our indicators</w:t>
+      </w:r>
+      <w:r>
+        <w:t>, timeframe, and strength (0-1 based on aggregation of multiple signals)</w:t>
+      </w:r>
+      <w:r>
+        <w:t>.</w:t>
+      </w:r>
+    </w:p>
+    <w:bookmarkEnd w:id="0"/>
+    <w:p>
+      <w:pPr>
+        <w:numPr>
+          <w:ilvl w:val="0"/>
+          <w:numId w:val="1"/>
+        </w:numPr>
+        <w:spacing w:line="240" w:lineRule="auto"/>
+        <w:ind w:hanging="357"/>
+      </w:pPr>
+      <w:r>
+        <w:rPr>
+          <w:b/>
+          <w:bCs/>
+        </w:rPr>
+        <w:t>Pillar 2: Dynamic Risk &amp; Money Management:</w:t>
+      </w:r>
+    </w:p>
+    <w:p>
+      <w:pPr>
+        <w:numPr>
+          <w:ilvl w:val="1"/>
+          <w:numId w:val="1"/>
+        </w:numPr>
+        <w:spacing w:line="240" w:lineRule="auto"/>
+        <w:ind w:hanging="357"/>
+      </w:pPr>
+      <w:bookmarkStart w:id="1" w:name="_Hlk208933322"/>
+      <w:r>
+        <w:rPr>
+          <w:b/>
+          <w:bCs/>
+        </w:rPr>
+        <w:t>Action:</w:t>
+      </w:r>
+      <w:r>
+        <w:t xml:space="preserve"> Every strategy must have a complete, dynamic risk management module</w:t>
+      </w:r>
+      <w:r>
+        <w:rPr>
+          <w:rFonts w:eastAsia="Times New Roman" w:cs="Times New Roman"/>
           <w:kern w:val="0"/>
-          <w:sz w:val="24"/>
-          <w:szCs w:val="24"/>
           <w:lang w:eastAsia="en-GB"/>
           <w14:ligatures w14:val="none"/>
         </w:rPr>
         <w:t xml:space="preserve"> </w:t>
       </w:r>
       <w:r>
-        <w:t>, timeframe, and strength (0-1 based on aggregation of multiple signals)</w:t>
+        <w:t>that considers portfolio-level correlations and volatility</w:t>
       </w:r>
       <w:r>
         <w:t>.</w:t>
       </w:r>
     </w:p>
+    <w:p>
+      <w:pPr>
+        <w:numPr>
+          <w:ilvl w:val="1"/>
+          <w:numId w:val="1"/>
+        </w:numPr>
+        <w:spacing w:line="240" w:lineRule="auto"/>
+      </w:pPr>
+      <w:r>
+        <w:rPr>
+          <w:b/>
+          <w:bCs/>
+        </w:rPr>
+        <w:t>Features:</w:t>
+      </w:r>
+    </w:p>
+    <w:p>
+      <w:pPr>
+        <w:numPr>
+          <w:ilvl w:val="2"/>
+          <w:numId w:val="1"/>
+        </w:numPr>
+        <w:spacing w:line="240" w:lineRule="auto"/>
+      </w:pPr>
+      <w:r>
+        <w:rPr>
+          <w:b/>
+          <w:bCs/>
+        </w:rPr>
+        <w:t>Position Sizing:</w:t>
+      </w:r>
+      <w:r>
+        <w:t xml:space="preserve"> Must be calculated automatically based on a configurable account risk percentage and the instrument's real-time volatility (using our Normalized ATR)</w:t>
+      </w:r>
+      <w:r>
+        <w:t>, and correlation to existing positions.</w:t>
+      </w:r>
+    </w:p>
+    <w:p>
+      <w:pPr>
+        <w:numPr>
+          <w:ilvl w:val="2"/>
+          <w:numId w:val="1"/>
+        </w:numPr>
+        <w:spacing w:line="240" w:lineRule="auto"/>
+      </w:pPr>
+      <w:r>
+        <w:rPr>
+          <w:b/>
+          <w:bCs/>
+        </w:rPr>
+        <w:t>Stop-Loss:</w:t>
+      </w:r>
+      <w:r>
+        <w:t xml:space="preserve"> Must have a clearly defined initial stop-loss (e.g., based on ATR or candlestick lows)</w:t>
+      </w:r>
+      <w:r>
+        <w:rPr>
+          <w:rFonts w:eastAsia="Times New Roman" w:cs="Times New Roman"/>
+          <w:kern w:val="0"/>
+          <w:lang w:eastAsia="en-GB"/>
+          <w14:ligatures w14:val="none"/>
+        </w:rPr>
+        <w:t xml:space="preserve"> </w:t>
+      </w:r>
+      <w:r>
+        <w:t>with portfolio-wide max drawdown checks.</w:t>
+      </w:r>
+    </w:p>
+    <w:p>
+      <w:pPr>
+        <w:numPr>
+          <w:ilvl w:val="2"/>
+          <w:numId w:val="1"/>
+        </w:numPr>
+        <w:spacing w:line="240" w:lineRule="auto"/>
+      </w:pPr>
+      <w:r>
+        <w:rPr>
+          <w:b/>
+          <w:bCs/>
+        </w:rPr>
+        <w:t>Trailing Stop-Loss:</w:t>
+      </w:r>
+      <w:r>
+        <w:t xml:space="preserve"> Must implement a dynamic trailing stop-loss (e.g., Chandelier Exit) to protect profits while letting them run.</w:t>
+      </w:r>
+    </w:p>
+    <w:p>
+      <w:pPr>
+        <w:numPr>
+          <w:ilvl w:val="2"/>
+          <w:numId w:val="1"/>
+        </w:numPr>
+        <w:spacing w:line="240" w:lineRule="auto"/>
+      </w:pPr>
+      <w:r>
+        <w:rPr>
+          <w:b/>
+          <w:bCs/>
+        </w:rPr>
+        <w:t>Take-Profit:</w:t>
+      </w:r>
+      <w:r>
+        <w:t xml:space="preserve"> Must have one or more take-profit levels, potentially based on key support/resistance levels or a fixed risk-reward ratio</w:t>
+      </w:r>
+      <w:r>
+        <w:rPr>
+          <w:rFonts w:eastAsia="Times New Roman" w:cs="Times New Roman"/>
+          <w:kern w:val="0"/>
+          <w:lang w:eastAsia="en-GB"/>
+          <w14:ligatures w14:val="none"/>
+        </w:rPr>
+        <w:t xml:space="preserve"> </w:t>
+      </w:r>
+      <w:r>
+        <w:t>(e.g., 1:2)</w:t>
+      </w:r>
+      <w:r>
+        <w:t>.</w:t>
+      </w:r>
+    </w:p>
+    <w:bookmarkEnd w:id="1"/>
     <w:p>
       <w:pPr>
         <w:numPr>
@@ -230,14 +370,13 @@
           <w:numId w:val="1"/>
         </w:numPr>
         <w:spacing w:line="240" w:lineRule="auto"/>
-        <w:ind w:hanging="357"/>
-      </w:pPr>
-      <w:r>
-        <w:rPr>
-          <w:b/>
-          <w:bCs/>
-        </w:rPr>
-        <w:t>Pillar 2: Dynamic Risk &amp; Money Management:</w:t>
+      </w:pPr>
+      <w:r>
+        <w:rPr>
+          <w:b/>
+          <w:bCs/>
+        </w:rPr>
+        <w:t>Pillar 3: Market Regime Adaptation:</w:t>
       </w:r>
     </w:p>
     <w:p>
@@ -246,8 +385,9 @@
           <w:ilvl w:val="1"/>
           <w:numId w:val="1"/>
         </w:numPr>
-        <w:ind w:hanging="357"/>
-      </w:pPr>
+        <w:spacing w:line="240" w:lineRule="auto"/>
+      </w:pPr>
+      <w:bookmarkStart w:id="2" w:name="_Hlk208933355"/>
       <w:r>
         <w:rPr>
           <w:b/>
@@ -256,24 +396,206 @@
         <w:t>Action:</w:t>
       </w:r>
       <w:r>
-        <w:t xml:space="preserve"> Every strategy must have a complete, dynamic risk management module</w:t>
-      </w:r>
-      <w:r>
-        <w:rPr>
-          <w:rFonts w:ascii="Times New Roman" w:eastAsia="Times New Roman" w:hAnsi="Times New Roman" w:cs="Times New Roman"/>
+        <w:t xml:space="preserve"> Strategies must not trade in all conditions. They must be </w:t>
+      </w:r>
+      <w:proofErr w:type="gramStart"/>
+      <w:r>
+        <w:t>context-aware</w:t>
+      </w:r>
+      <w:proofErr w:type="gramEnd"/>
+      <w:r>
+        <w:t xml:space="preserve">. They must use our Market Structure Indicators (e.g., Choppy Market Index, ADX, long-term VWMA) </w:t>
+      </w:r>
+      <w:r>
+        <w:t xml:space="preserve">and optional ML clustering (e.g., with </w:t>
+      </w:r>
+      <w:proofErr w:type="spellStart"/>
+      <w:r>
+        <w:t>PyOD</w:t>
+      </w:r>
+      <w:proofErr w:type="spellEnd"/>
+      <w:r>
+        <w:t xml:space="preserve">) </w:t>
+      </w:r>
+      <w:r>
+        <w:t>to determine the current market regime.</w:t>
+      </w:r>
+    </w:p>
+    <w:p>
+      <w:pPr>
+        <w:numPr>
+          <w:ilvl w:val="1"/>
+          <w:numId w:val="1"/>
+        </w:numPr>
+        <w:spacing w:line="240" w:lineRule="auto"/>
+      </w:pPr>
+      <w:r>
+        <w:rPr>
+          <w:b/>
+          <w:bCs/>
+        </w:rPr>
+        <w:t>Logic:</w:t>
+      </w:r>
+      <w:r>
+        <w:t xml:space="preserve"> The strategy must automatically disable itself or reduce its position size when the market regime is </w:t>
+      </w:r>
+      <w:r>
+        <w:t>unfavourable</w:t>
+      </w:r>
+      <w:r>
+        <w:t xml:space="preserve"> for its specific logic (e.g., a mean-reversion strategy should be disabled in a strong trending market).</w:t>
+      </w:r>
+      <w:r>
+        <w:t xml:space="preserve"> Validate regimes during </w:t>
+      </w:r>
+      <w:proofErr w:type="spellStart"/>
+      <w:r>
+        <w:t>backtesting</w:t>
+      </w:r>
+      <w:proofErr w:type="spellEnd"/>
+      <w:r>
+        <w:t xml:space="preserve"> to avoid overfitting.</w:t>
+      </w:r>
+    </w:p>
+    <w:bookmarkEnd w:id="2"/>
+    <w:p>
+      <w:pPr>
+        <w:numPr>
+          <w:ilvl w:val="0"/>
+          <w:numId w:val="1"/>
+        </w:numPr>
+        <w:spacing w:line="240" w:lineRule="auto"/>
+      </w:pPr>
+      <w:r>
+        <w:rPr>
+          <w:b/>
+          <w:bCs/>
+        </w:rPr>
+        <w:t>Pillar 4: Execution</w:t>
+      </w:r>
+      <w:bookmarkStart w:id="3" w:name="_Hlk208933377"/>
+      <w:r>
+        <w:rPr>
+          <w:b/>
+          <w:bCs/>
+        </w:rPr>
+        <w:t xml:space="preserve"> &amp; Order Management</w:t>
+      </w:r>
+      <w:bookmarkEnd w:id="3"/>
+      <w:r>
+        <w:rPr>
+          <w:b/>
+          <w:bCs/>
+        </w:rPr>
+        <w:t>:</w:t>
+      </w:r>
+    </w:p>
+    <w:p>
+      <w:pPr>
+        <w:numPr>
+          <w:ilvl w:val="1"/>
+          <w:numId w:val="1"/>
+        </w:numPr>
+        <w:spacing w:line="240" w:lineRule="auto"/>
+      </w:pPr>
+      <w:bookmarkStart w:id="4" w:name="_Hlk208933440"/>
+      <w:r>
+        <w:rPr>
+          <w:b/>
+          <w:bCs/>
+        </w:rPr>
+        <w:t>Action:</w:t>
+      </w:r>
+      <w:r>
+        <w:t xml:space="preserve"> The strategy's logic must be decoupled from the act of execution.</w:t>
+      </w:r>
+    </w:p>
+    <w:p>
+      <w:pPr>
+        <w:numPr>
+          <w:ilvl w:val="1"/>
+          <w:numId w:val="1"/>
+        </w:numPr>
+        <w:spacing w:line="240" w:lineRule="auto"/>
+      </w:pPr>
+      <w:r>
+        <w:rPr>
+          <w:b/>
+          <w:bCs/>
+        </w:rPr>
+        <w:t>Output:</w:t>
+      </w:r>
+      <w:r>
+        <w:t xml:space="preserve"> Instead of generating a raw order, the strategy should produce a </w:t>
+      </w:r>
+      <w:r>
+        <w:t xml:space="preserve">desired action / </w:t>
+      </w:r>
+      <w:r>
+        <w:t>high-level "Execution Intent" object (e.g., {'action': 'ENTER_LONG', 'algorithm': 'VWAP', 'urgency': 'MEDIUM'</w:t>
+      </w:r>
+      <w:r>
+        <w:rPr>
+          <w:rFonts w:eastAsia="Times New Roman" w:cs="Times New Roman"/>
           <w:kern w:val="0"/>
-          <w:sz w:val="24"/>
-          <w:szCs w:val="24"/>
           <w:lang w:eastAsia="en-GB"/>
           <w14:ligatures w14:val="none"/>
         </w:rPr>
         <w:t xml:space="preserve"> </w:t>
       </w:r>
       <w:r>
-        <w:t>that considers portfolio-level correlations and volatility</w:t>
-      </w:r>
-      <w:r>
-        <w:t>.</w:t>
+        <w:t>, '</w:t>
+      </w:r>
+      <w:proofErr w:type="spellStart"/>
+      <w:r>
+        <w:t>time_in_force</w:t>
+      </w:r>
+      <w:proofErr w:type="spellEnd"/>
+      <w:r>
+        <w:t>': 'GTC'</w:t>
+      </w:r>
+      <w:r>
+        <w:t>}). This allows our sophisticated Order Management System to handle the execution using the appropriate algorithm</w:t>
+      </w:r>
+      <w:r>
+        <w:t xml:space="preserve"> (TWAP/VWAP, etc.)</w:t>
+      </w:r>
+      <w:r>
+        <w:rPr>
+          <w:rFonts w:eastAsia="Times New Roman" w:cs="Times New Roman"/>
+          <w:kern w:val="0"/>
+          <w:lang w:eastAsia="en-GB"/>
+          <w14:ligatures w14:val="none"/>
+        </w:rPr>
+        <w:t xml:space="preserve"> </w:t>
+      </w:r>
+      <w:r>
+        <w:t xml:space="preserve">, incorporating slippage </w:t>
+      </w:r>
+      <w:proofErr w:type="spellStart"/>
+      <w:r>
+        <w:t>modeling</w:t>
+      </w:r>
+      <w:proofErr w:type="spellEnd"/>
+      <w:r>
+        <w:t xml:space="preserve"> for realism.</w:t>
+      </w:r>
+    </w:p>
+    <w:bookmarkEnd w:id="4"/>
+    <w:p>
+      <w:pPr>
+        <w:numPr>
+          <w:ilvl w:val="0"/>
+          <w:numId w:val="1"/>
+        </w:numPr>
+        <w:spacing w:line="240" w:lineRule="auto"/>
+      </w:pPr>
+      <w:r>
+        <w:rPr>
+          <w:b/>
+          <w:bCs/>
+        </w:rPr>
+        <w:t>Pillar 5: Performance Tracking &amp; Optimization:</w:t>
       </w:r>
     </w:p>
     <w:p>
@@ -289,6 +611,29 @@
           <w:b/>
           <w:bCs/>
         </w:rPr>
+        <w:t>Action:</w:t>
+      </w:r>
+      <w:r>
+        <w:t xml:space="preserve"> Every strategy must be designed for analysis and optimization.</w:t>
+      </w:r>
+    </w:p>
+    <w:p>
+      <w:pPr>
+        <w:numPr>
+          <w:ilvl w:val="1"/>
+          <w:numId w:val="1"/>
+        </w:numPr>
+        <w:spacing w:line="240" w:lineRule="auto"/>
+        <w:rPr>
+          <w:b/>
+          <w:bCs/>
+        </w:rPr>
+      </w:pPr>
+      <w:r>
+        <w:rPr>
+          <w:b/>
+          <w:bCs/>
+        </w:rPr>
         <w:t>Features:</w:t>
       </w:r>
     </w:p>
@@ -298,19 +643,26 @@
           <w:ilvl w:val="2"/>
           <w:numId w:val="1"/>
         </w:numPr>
-      </w:pPr>
-      <w:r>
-        <w:rPr>
-          <w:b/>
-          <w:bCs/>
-        </w:rPr>
-        <w:t>Position Sizing:</w:t>
-      </w:r>
-      <w:r>
-        <w:t xml:space="preserve"> Must be calculated automatically based on a configurable account risk percentage and the instrument's real-time volatility (using our Normalized ATR)</w:t>
-      </w:r>
-      <w:r>
-        <w:t>, and correlation to existing positions.</w:t>
+        <w:spacing w:line="240" w:lineRule="auto"/>
+      </w:pPr>
+      <w:bookmarkStart w:id="5" w:name="_Hlk208933478"/>
+      <w:r>
+        <w:t>The strategy must log all its key performance metrics (e.g., win rate, profit factor, drawdown</w:t>
+      </w:r>
+      <w:r>
+        <w:rPr>
+          <w:rFonts w:eastAsia="Times New Roman" w:cs="Times New Roman"/>
+          <w:kern w:val="0"/>
+          <w:lang w:eastAsia="en-GB"/>
+          <w14:ligatures w14:val="none"/>
+        </w:rPr>
+        <w:t xml:space="preserve"> </w:t>
+      </w:r>
+      <w:r>
+        <w:t>, Sharpe ratio, Sortino ratio, Calmar ratio</w:t>
+      </w:r>
+      <w:r>
+        <w:t>) to our analytics database.</w:t>
       </w:r>
     </w:p>
     <w:p>
@@ -319,33 +671,40 @@
           <w:ilvl w:val="2"/>
           <w:numId w:val="1"/>
         </w:numPr>
-      </w:pPr>
-      <w:r>
-        <w:rPr>
-          <w:b/>
-          <w:bCs/>
-        </w:rPr>
-        <w:t>Stop-Loss:</w:t>
-      </w:r>
-      <w:r>
-        <w:t xml:space="preserve"> Must have a clearly defined initial stop-loss (e.g., based on ATR or candlestick lows)</w:t>
-      </w:r>
-      <w:r>
-        <w:rPr>
-          <w:rFonts w:ascii="Times New Roman" w:eastAsia="Times New Roman" w:hAnsi="Times New Roman" w:cs="Times New Roman"/>
-          <w:kern w:val="0"/>
-          <w:sz w:val="24"/>
-          <w:szCs w:val="24"/>
-          <w:lang w:eastAsia="en-GB"/>
-          <w14:ligatures w14:val="none"/>
-        </w:rPr>
-        <w:t xml:space="preserve"> </w:t>
-      </w:r>
-      <w:r>
-        <w:t>with portfolio-wide max drawdown checks</w:t>
-      </w:r>
-      <w:r>
-        <w:t>.</w:t>
+        <w:spacing w:line="240" w:lineRule="auto"/>
+      </w:pPr>
+      <w:r>
+        <w:lastRenderedPageBreak/>
+        <w:t xml:space="preserve">All of the strategy's parameters (e.g., indicator periods, risk settings) must be </w:t>
+      </w:r>
+      <w:r>
+        <w:t xml:space="preserve">exposed / </w:t>
+      </w:r>
+      <w:r>
+        <w:t xml:space="preserve">externalized into a separate </w:t>
+      </w:r>
+      <w:proofErr w:type="spellStart"/>
+      <w:r>
+        <w:t>config.json</w:t>
+      </w:r>
+      <w:proofErr w:type="spellEnd"/>
+      <w:r>
+        <w:t xml:space="preserve"> file to allow for easy customization and optimization via our </w:t>
+      </w:r>
+      <w:proofErr w:type="spellStart"/>
+      <w:r>
+        <w:rPr>
+          <w:b/>
+          <w:bCs/>
+        </w:rPr>
+        <w:t>Optuna</w:t>
+      </w:r>
+      <w:proofErr w:type="spellEnd"/>
+      <w:r>
+        <w:t xml:space="preserve"> integratio</w:t>
+      </w:r>
+      <w:r>
+        <w:t>n.</w:t>
       </w:r>
     </w:p>
     <w:p>
@@ -357,359 +716,18 @@
         <w:spacing w:line="240" w:lineRule="auto"/>
       </w:pPr>
       <w:r>
-        <w:rPr>
-          <w:b/>
-          <w:bCs/>
-        </w:rPr>
-        <w:t>Trailing Stop-Loss:</w:t>
-      </w:r>
-      <w:r>
-        <w:t xml:space="preserve"> Must implement a dynamic trailing stop-loss (e.g., Chandelier Exit) to protect profits while letting them run.</w:t>
-      </w:r>
-    </w:p>
-    <w:p>
-      <w:pPr>
-        <w:numPr>
-          <w:ilvl w:val="2"/>
-          <w:numId w:val="1"/>
-        </w:numPr>
-      </w:pPr>
-      <w:r>
-        <w:rPr>
-          <w:b/>
-          <w:bCs/>
-        </w:rPr>
-        <w:t>Take-Profit:</w:t>
-      </w:r>
-      <w:r>
-        <w:t xml:space="preserve"> Must have one or more take-profit levels, potentially based on key support/resistance levels or a fixed risk-reward ratio</w:t>
-      </w:r>
-      <w:r>
-        <w:rPr>
-          <w:rFonts w:ascii="Times New Roman" w:eastAsia="Times New Roman" w:hAnsi="Times New Roman" w:cs="Times New Roman"/>
-          <w:kern w:val="0"/>
-          <w:sz w:val="24"/>
-          <w:szCs w:val="24"/>
-          <w:lang w:eastAsia="en-GB"/>
-          <w14:ligatures w14:val="none"/>
-        </w:rPr>
-        <w:t xml:space="preserve"> </w:t>
-      </w:r>
-      <w:r>
-        <w:t>(e.g., 1:2)</w:t>
-      </w:r>
-      <w:r>
-        <w:t>.</w:t>
-      </w:r>
-    </w:p>
-    <w:p>
-      <w:pPr>
-        <w:numPr>
-          <w:ilvl w:val="0"/>
-          <w:numId w:val="1"/>
-        </w:numPr>
-        <w:spacing w:line="240" w:lineRule="auto"/>
-      </w:pPr>
-      <w:r>
-        <w:rPr>
-          <w:b/>
-          <w:bCs/>
-        </w:rPr>
-        <w:t>Pillar 3: Market Regime Adaptation:</w:t>
-      </w:r>
-    </w:p>
-    <w:p>
-      <w:pPr>
-        <w:numPr>
-          <w:ilvl w:val="1"/>
-          <w:numId w:val="1"/>
-        </w:numPr>
-      </w:pPr>
-      <w:r>
-        <w:rPr>
-          <w:b/>
-          <w:bCs/>
-        </w:rPr>
-        <w:t>Action:</w:t>
-      </w:r>
-      <w:r>
-        <w:t xml:space="preserve"> </w:t>
-      </w:r>
-      <w:r>
-        <w:t xml:space="preserve">Strategies must not trade in all conditions. </w:t>
-      </w:r>
-      <w:r>
-        <w:t>They</w:t>
-      </w:r>
-      <w:r>
-        <w:t xml:space="preserve"> must be context-aware. They must use our Market Structure Indicators (e.g., Choppy Market Index, ADX, long-term VWMA) </w:t>
-      </w:r>
-      <w:r>
-        <w:t>and optional ML clustering (e.g., with PyOD)</w:t>
-      </w:r>
-      <w:r>
-        <w:t xml:space="preserve"> </w:t>
-      </w:r>
-      <w:r>
-        <w:t>to determine the current market regime.</w:t>
-      </w:r>
-    </w:p>
-    <w:p>
-      <w:pPr>
-        <w:numPr>
-          <w:ilvl w:val="1"/>
-          <w:numId w:val="1"/>
-        </w:numPr>
-      </w:pPr>
-      <w:r>
-        <w:rPr>
-          <w:b/>
-          <w:bCs/>
-        </w:rPr>
-        <w:t>Logic:</w:t>
-      </w:r>
-      <w:r>
-        <w:t xml:space="preserve"> The strategy must automatically disable itself or reduce its position size when the market regime is </w:t>
-      </w:r>
-      <w:r>
-        <w:t>unfavourable</w:t>
-      </w:r>
-      <w:r>
-        <w:t xml:space="preserve"> for its specific logic (e.g., a mean-reversion strategy should be disabled in a strong trending market).</w:t>
-      </w:r>
-      <w:r>
-        <w:t xml:space="preserve"> </w:t>
-      </w:r>
-      <w:r>
-        <w:t>Validate regimes during backtesting to avoid overfitting.</w:t>
-      </w:r>
-    </w:p>
-    <w:p>
-      <w:pPr>
-        <w:numPr>
-          <w:ilvl w:val="0"/>
-          <w:numId w:val="1"/>
-        </w:numPr>
-        <w:spacing w:line="240" w:lineRule="auto"/>
-      </w:pPr>
-      <w:r>
-        <w:rPr>
-          <w:b/>
-          <w:bCs/>
-        </w:rPr>
-        <w:t>Pillar 4: Execution &amp; Order Management:</w:t>
-      </w:r>
-    </w:p>
-    <w:p>
-      <w:pPr>
-        <w:numPr>
-          <w:ilvl w:val="1"/>
-          <w:numId w:val="1"/>
-        </w:numPr>
-        <w:spacing w:line="240" w:lineRule="auto"/>
-      </w:pPr>
-      <w:r>
-        <w:rPr>
-          <w:b/>
-          <w:bCs/>
-        </w:rPr>
-        <w:t>Action:</w:t>
-      </w:r>
-      <w:r>
-        <w:t xml:space="preserve"> The strategy's logic must be decoupled from the act of execution.</w:t>
-      </w:r>
-    </w:p>
-    <w:p>
-      <w:pPr>
-        <w:numPr>
-          <w:ilvl w:val="1"/>
-          <w:numId w:val="1"/>
-        </w:numPr>
-      </w:pPr>
-      <w:r>
-        <w:rPr>
-          <w:b/>
-          <w:bCs/>
-        </w:rPr>
-        <w:lastRenderedPageBreak/>
-        <w:t>Output:</w:t>
-      </w:r>
-      <w:r>
-        <w:t xml:space="preserve"> Instead of generating a raw order, the strategy should produce a </w:t>
-      </w:r>
-      <w:r>
-        <w:t xml:space="preserve">desired action </w:t>
-      </w:r>
-      <w:r>
-        <w:t xml:space="preserve">/ </w:t>
-      </w:r>
-      <w:r>
-        <w:t>high-level "Execution Intent" object (e.g., {'action': 'ENTER_LONG', 'algorithm': 'VWAP', 'urgency': 'MEDIUM'</w:t>
-      </w:r>
-      <w:r>
-        <w:rPr>
-          <w:rFonts w:ascii="Times New Roman" w:eastAsia="Times New Roman" w:hAnsi="Times New Roman" w:cs="Times New Roman"/>
-          <w:kern w:val="0"/>
-          <w:sz w:val="24"/>
-          <w:szCs w:val="24"/>
-          <w:lang w:eastAsia="en-GB"/>
-          <w14:ligatures w14:val="none"/>
-        </w:rPr>
-        <w:t xml:space="preserve"> </w:t>
-      </w:r>
-      <w:r>
-        <w:t>, 'time_in_force': 'GTC'</w:t>
-      </w:r>
-      <w:r>
-        <w:t>}). This allows our sophisticated Order Management System to handle the execution using the appropriate algorithm</w:t>
-      </w:r>
-      <w:r>
-        <w:t xml:space="preserve"> </w:t>
-      </w:r>
-      <w:r>
-        <w:t>(TWAP/VWAP, etc.)</w:t>
-      </w:r>
-      <w:r>
-        <w:rPr>
-          <w:rFonts w:ascii="Times New Roman" w:eastAsia="Times New Roman" w:hAnsi="Times New Roman" w:cs="Times New Roman"/>
-          <w:kern w:val="0"/>
-          <w:sz w:val="24"/>
-          <w:szCs w:val="24"/>
-          <w:lang w:eastAsia="en-GB"/>
-          <w14:ligatures w14:val="none"/>
-        </w:rPr>
-        <w:t xml:space="preserve"> </w:t>
-      </w:r>
-      <w:r>
-        <w:t>, incorporating slippage modeling for realism.</w:t>
-      </w:r>
-    </w:p>
-    <w:p>
-      <w:pPr>
-        <w:numPr>
-          <w:ilvl w:val="0"/>
-          <w:numId w:val="1"/>
-        </w:numPr>
-        <w:spacing w:line="240" w:lineRule="auto"/>
-      </w:pPr>
-      <w:r>
-        <w:rPr>
-          <w:b/>
-          <w:bCs/>
-        </w:rPr>
-        <w:t>Pillar 5: Performance Tracking &amp; Optimization:</w:t>
-      </w:r>
-    </w:p>
-    <w:p>
-      <w:pPr>
-        <w:numPr>
-          <w:ilvl w:val="1"/>
-          <w:numId w:val="1"/>
-        </w:numPr>
-        <w:spacing w:line="240" w:lineRule="auto"/>
-      </w:pPr>
-      <w:r>
-        <w:rPr>
-          <w:b/>
-          <w:bCs/>
-        </w:rPr>
-        <w:t>Action:</w:t>
-      </w:r>
-      <w:r>
-        <w:t xml:space="preserve"> Every strategy must be designed for analysis and optimization.</w:t>
-      </w:r>
-    </w:p>
-    <w:p>
-      <w:pPr>
-        <w:numPr>
-          <w:ilvl w:val="1"/>
-          <w:numId w:val="1"/>
-        </w:numPr>
-        <w:spacing w:line="240" w:lineRule="auto"/>
-        <w:rPr>
-          <w:b/>
-          <w:bCs/>
-        </w:rPr>
-      </w:pPr>
-      <w:r>
-        <w:rPr>
-          <w:b/>
-          <w:bCs/>
-        </w:rPr>
-        <w:t>Features:</w:t>
-      </w:r>
-    </w:p>
-    <w:p>
-      <w:pPr>
-        <w:numPr>
-          <w:ilvl w:val="2"/>
-          <w:numId w:val="1"/>
-        </w:numPr>
-      </w:pPr>
-      <w:r>
-        <w:t>The strategy must log all its key performance metrics (e.g., win rate, profit factor, drawdown</w:t>
-      </w:r>
-      <w:r>
-        <w:rPr>
-          <w:rFonts w:ascii="Times New Roman" w:eastAsia="Times New Roman" w:hAnsi="Times New Roman" w:cs="Times New Roman"/>
-          <w:kern w:val="0"/>
-          <w:sz w:val="24"/>
-          <w:szCs w:val="24"/>
-          <w:lang w:eastAsia="en-GB"/>
-          <w14:ligatures w14:val="none"/>
-        </w:rPr>
-        <w:t xml:space="preserve"> </w:t>
-      </w:r>
-      <w:r>
-        <w:t>, Sharpe ratio, Sortino ratio, Calmar ratio</w:t>
-      </w:r>
-      <w:r>
-        <w:t>) to our analytics database.</w:t>
-      </w:r>
-    </w:p>
-    <w:p>
-      <w:pPr>
-        <w:numPr>
-          <w:ilvl w:val="2"/>
-          <w:numId w:val="1"/>
-        </w:numPr>
-        <w:spacing w:line="240" w:lineRule="auto"/>
-      </w:pPr>
-      <w:r>
-        <w:t xml:space="preserve">All of the strategy's parameters (e.g., indicator periods, risk settings) must be </w:t>
-      </w:r>
-      <w:r>
-        <w:t xml:space="preserve">exposed / </w:t>
-      </w:r>
-      <w:r>
-        <w:t xml:space="preserve">externalized into a separate config.json file to allow for easy customization and optimization via our </w:t>
-      </w:r>
-      <w:r>
-        <w:rPr>
-          <w:b/>
-          <w:bCs/>
-        </w:rPr>
-        <w:t>Optuna</w:t>
-      </w:r>
-      <w:r>
-        <w:t xml:space="preserve"> integratio</w:t>
-      </w:r>
-      <w:r>
-        <w:t>n.</w:t>
-      </w:r>
-    </w:p>
-    <w:p>
-      <w:pPr>
-        <w:numPr>
-          <w:ilvl w:val="2"/>
-          <w:numId w:val="1"/>
-        </w:numPr>
-        <w:spacing w:line="240" w:lineRule="auto"/>
-      </w:pPr>
-      <w:r>
-        <w:t>Include a method to export metrics for backtesting validation and compliance auditing.</w:t>
-      </w:r>
-    </w:p>
+        <w:t xml:space="preserve">Include a method to export metrics for </w:t>
+      </w:r>
+      <w:proofErr w:type="spellStart"/>
+      <w:r>
+        <w:t>backtesting</w:t>
+      </w:r>
+      <w:proofErr w:type="spellEnd"/>
+      <w:r>
+        <w:t xml:space="preserve"> validation and compliance auditing.</w:t>
+      </w:r>
+    </w:p>
+    <w:bookmarkEnd w:id="5"/>
     <w:p>
       <w:pPr>
         <w:spacing w:line="240" w:lineRule="auto"/>
@@ -747,6 +765,7 @@
         </w:numPr>
         <w:spacing w:line="240" w:lineRule="auto"/>
       </w:pPr>
+      <w:bookmarkStart w:id="6" w:name="_Hlk208935236"/>
       <w:r>
         <w:rPr>
           <w:b/>
@@ -755,7 +774,47 @@
         <w:t>Create BaseInstitutionalStrategy.py:</w:t>
       </w:r>
       <w:r>
-        <w:t xml:space="preserve"> Create an abstract base class that defines the structure for all strategies, including abstract methods for each of the five pillars (_generate_signal, _calculate_risk, _check_regime, _determine_execution, _log_performance).</w:t>
+        <w:t xml:space="preserve"> Create an abstract base class that defines the structure for all strategies, including abstract methods for each of the five pillars (_</w:t>
+      </w:r>
+      <w:proofErr w:type="spellStart"/>
+      <w:r>
+        <w:t>generate_signal</w:t>
+      </w:r>
+      <w:proofErr w:type="spellEnd"/>
+      <w:r>
+        <w:t>, _</w:t>
+      </w:r>
+      <w:proofErr w:type="spellStart"/>
+      <w:r>
+        <w:t>calculate_risk</w:t>
+      </w:r>
+      <w:proofErr w:type="spellEnd"/>
+      <w:r>
+        <w:t>, _</w:t>
+      </w:r>
+      <w:proofErr w:type="spellStart"/>
+      <w:r>
+        <w:t>check_regime</w:t>
+      </w:r>
+      <w:proofErr w:type="spellEnd"/>
+      <w:r>
+        <w:t>, _</w:t>
+      </w:r>
+      <w:proofErr w:type="spellStart"/>
+      <w:r>
+        <w:t>determine_execution</w:t>
+      </w:r>
+      <w:proofErr w:type="spellEnd"/>
+      <w:r>
+        <w:t>, _</w:t>
+      </w:r>
+      <w:proofErr w:type="spellStart"/>
+      <w:r>
+        <w:t>log_performance</w:t>
+      </w:r>
+      <w:proofErr w:type="spellEnd"/>
+      <w:r>
+        <w:t>).</w:t>
       </w:r>
     </w:p>
     <w:p>
@@ -785,6 +844,8 @@
         </w:numPr>
         <w:spacing w:line="240" w:lineRule="auto"/>
       </w:pPr>
+      <w:bookmarkStart w:id="7" w:name="_Hlk208935251"/>
+      <w:bookmarkEnd w:id="6"/>
       <w:r>
         <w:rPr>
           <w:b/>
@@ -796,6 +857,7 @@
         <w:t xml:space="preserve"> Define the JSON schema for the strategy configuration files.</w:t>
       </w:r>
     </w:p>
+    <w:bookmarkEnd w:id="7"/>
     <w:p>
       <w:pPr>
         <w:spacing w:line="240" w:lineRule="auto"/>
@@ -986,6 +1048,7 @@
         </w:numPr>
         <w:spacing w:line="240" w:lineRule="auto"/>
       </w:pPr>
+      <w:bookmarkStart w:id="8" w:name="_Hlk208934567"/>
       <w:r>
         <w:rPr>
           <w:b/>
@@ -1030,6 +1093,7 @@
         <w:t>ATR Breakout</w:t>
       </w:r>
     </w:p>
+    <w:bookmarkEnd w:id="8"/>
     <w:p>
       <w:pPr>
         <w:numPr>
@@ -1131,8 +1195,13 @@
         <w:t>Mean Reversion (15):</w:t>
       </w:r>
       <w:r>
-        <w:t xml:space="preserve"> RSI(2), Bollinger Bands, Williams %R, Stochastic, Internal Bar Strength (IBS), Connors RSI, Reversal Tuesday, Short-Term Reversals, Price Action Reversals, Keltner Channel Reversion, Statistical Arbitrage Pairs, VIX Mean Reversion, Intraday Open Drive Reversion, Overnight Reversal, Gap Fill Strategy.</w:t>
-      </w:r>
+        <w:t xml:space="preserve"> </w:t>
+      </w:r>
+      <w:bookmarkStart w:id="9" w:name="_Hlk208934678"/>
+      <w:r>
+        <w:t>RSI(2), Bollinger Bands, Williams %R, Stochastic, Internal Bar Strength (IBS), Connors RSI, Reversal Tuesday, Short-Term Reversals, Price Action Reversals, Keltner Channel Reversion, Statistical Arbitrage Pairs, VIX Mean Reversion, Intraday Open Drive Reversion, Overnight Reversal, Gap Fill Strategy.</w:t>
+      </w:r>
+      <w:bookmarkEnd w:id="9"/>
     </w:p>
     <w:p>
       <w:pPr>
@@ -1150,9 +1219,30 @@
         <w:t>Trend Following &amp; Momentum (15):</w:t>
       </w:r>
       <w:r>
-        <w:t xml:space="preserve"> Coppock Curve, Moving Average Crossover, ADX Trend, MACD Crossover, Dual Momentum, Channel Breakout (Donchian), Parabolic SAR, Rate of Change (ROC), Trend Following with ATR, Golden Cross/Death Cross, Turtle Trading, Ichimoku Cloud, Supertrend, Vortex Indicator, On-Balance Volume (OBV) Trend.</w:t>
-      </w:r>
-    </w:p>
+        <w:t xml:space="preserve"> </w:t>
+      </w:r>
+      <w:bookmarkStart w:id="10" w:name="_Hlk208934656"/>
+      <w:r>
+        <w:t xml:space="preserve">Coppock Curve, Moving Average Crossover, ADX Trend, MACD Crossover, Dual Momentum, Channel Breakout (Donchian), Parabolic SAR, Rate of Change (ROC), Trend Following with ATR, Golden Cross/Death Cross, Turtle Trading, </w:t>
+      </w:r>
+      <w:proofErr w:type="spellStart"/>
+      <w:r>
+        <w:t>Ichimoku</w:t>
+      </w:r>
+      <w:proofErr w:type="spellEnd"/>
+      <w:r>
+        <w:t xml:space="preserve"> Cloud, </w:t>
+      </w:r>
+      <w:proofErr w:type="spellStart"/>
+      <w:r>
+        <w:t>Supertrend</w:t>
+      </w:r>
+      <w:proofErr w:type="spellEnd"/>
+      <w:r>
+        <w:t>, Vortex Indicator, On-Balance Volume (OBV) Trend.</w:t>
+      </w:r>
+    </w:p>
+    <w:bookmarkEnd w:id="10"/>
     <w:p>
       <w:pPr>
         <w:numPr>
@@ -1204,6 +1294,7 @@
           <w:bCs/>
         </w:rPr>
       </w:pPr>
+      <w:bookmarkStart w:id="11" w:name="_Hlk208935292"/>
       <w:r>
         <w:rPr>
           <w:b/>
@@ -1255,8 +1346,13 @@
         <w:t>The Configuration File:</w:t>
       </w:r>
       <w:r>
-        <w:t xml:space="preserve"> e.g., rsi_mean_reversion_config.json</w:t>
-      </w:r>
+        <w:t xml:space="preserve"> e.g., </w:t>
+      </w:r>
+      <w:proofErr w:type="spellStart"/>
+      <w:r>
+        <w:t>rsi_mean_reversion_config.json</w:t>
+      </w:r>
+      <w:proofErr w:type="spellEnd"/>
     </w:p>
     <w:p>
       <w:pPr>
@@ -1277,15 +1373,17 @@
         <w:t xml:space="preserve"> e.g., test_rsi_mean_reversion.py</w:t>
       </w:r>
     </w:p>
-    <w:p>
-      <w:pPr>
-        <w:spacing w:line="240" w:lineRule="auto"/>
-      </w:pPr>
-    </w:p>
-    <w:p>
-      <w:pPr>
-        <w:spacing w:line="240" w:lineRule="auto"/>
-      </w:pPr>
+    <w:bookmarkEnd w:id="11"/>
+    <w:p>
+      <w:pPr>
+        <w:spacing w:line="240" w:lineRule="auto"/>
+      </w:pPr>
+    </w:p>
+    <w:p>
+      <w:pPr>
+        <w:spacing w:line="240" w:lineRule="auto"/>
+      </w:pPr>
+      <w:bookmarkStart w:id="12" w:name="_Hlk208935365"/>
       <w:r>
         <w:t xml:space="preserve">Please begin with your </w:t>
       </w:r>
@@ -1314,13 +1412,7 @@
         <w:t>"RSI(2) Mean Reversion Strategy"</w:t>
       </w:r>
       <w:r>
-        <w:t xml:space="preserve"> as the first entry in our new library</w:t>
-      </w:r>
-      <w:r>
-        <w:t>, followed by the other strategies</w:t>
-      </w:r>
-      <w:r>
-        <w:t>.</w:t>
+        <w:t xml:space="preserve"> as the first entry in our new library, followed by the other strategies.</w:t>
       </w:r>
     </w:p>
     <w:p>
@@ -1934,7 +2026,15 @@
         <w:t>bullish candlestick pattern</w:t>
       </w:r>
       <w:r>
-        <w:t xml:space="preserve"> (like a Hammer or Bullish Engulfing) on Monday's close or Tuesday's open.</w:t>
+        <w:t xml:space="preserve"> (like a Hammer or Bullish Engulfing) on Monday's close or </w:t>
+      </w:r>
+      <w:proofErr w:type="gramStart"/>
+      <w:r>
+        <w:t>Tuesday's</w:t>
+      </w:r>
+      <w:proofErr w:type="gramEnd"/>
+      <w:r>
+        <w:t xml:space="preserve"> open.</w:t>
       </w:r>
     </w:p>
     <w:p>
@@ -2007,6 +2107,7 @@
         <w:t xml:space="preserve"> mentioned above.</w:t>
       </w:r>
     </w:p>
+    <w:bookmarkEnd w:id="12"/>
     <w:p>
       <w:pPr>
         <w:spacing w:line="240" w:lineRule="auto"/>
@@ -2039,6 +2140,7 @@
       <w:pPr>
         <w:spacing w:line="240" w:lineRule="auto"/>
       </w:pPr>
+      <w:bookmarkStart w:id="13" w:name="_Hlk208935134"/>
       <w:r>
         <w:t xml:space="preserve">To go beyond implementing existing strategies and create truly unique, proprietary value (alpha), consider these advanced concepts for </w:t>
       </w:r>
@@ -2142,7 +2244,15 @@
         <w:t>the</w:t>
       </w:r>
       <w:r>
-        <w:t xml:space="preserve"> 80+ indicators and 75+ patterns in novel ways, backtest the resulting rules, and iterate until </w:t>
+        <w:t xml:space="preserve"> 80+ indicators and 75+ patterns in novel ways, </w:t>
+      </w:r>
+      <w:proofErr w:type="spellStart"/>
+      <w:r>
+        <w:t>backtest</w:t>
+      </w:r>
+      <w:proofErr w:type="spellEnd"/>
+      <w:r>
+        <w:t xml:space="preserve"> the resulting rules, and iterate until </w:t>
       </w:r>
       <w:r>
         <w:t xml:space="preserve">you </w:t>
@@ -2225,19 +2335,7 @@
         <w:t>Cross-Asset Signal Propagation:</w:t>
       </w:r>
       <w:r>
-        <w:t xml:space="preserve"> A strong signal in one asset class can be a leading indicator for another. For example, a spike in the price of crude oil (a commodity) often precedes a decline in airline stocks. </w:t>
-      </w:r>
-      <w:r>
-        <w:t>I would like you to m</w:t>
-      </w:r>
-      <w:r>
-        <w:t xml:space="preserve">odel </w:t>
-      </w:r>
-      <w:r>
-        <w:t xml:space="preserve">such </w:t>
-      </w:r>
-      <w:r>
-        <w:t>economic relationships and use a signal from one strategy to validate or trigger a signal in another, seemingly unrelated, strategy.</w:t>
+        <w:t xml:space="preserve"> A strong signal in one asset class can be a leading indicator for another. For example, a spike in the price of crude oil (a commodity) often precedes a decline in airline stocks. I would like you to model such economic relationships and use a signal from one strategy to validate or trigger a signal in another, seemingly unrelated, strategy.</w:t>
       </w:r>
     </w:p>
     <w:p>
@@ -2253,21 +2351,7 @@
           <w:b/>
           <w:bCs/>
         </w:rPr>
-        <w:t>Dynamic Hedging</w:t>
-      </w:r>
-      <w:r>
-        <w:rPr>
-          <w:b/>
-          <w:bCs/>
-        </w:rPr>
-        <w:t>:</w:t>
-      </w:r>
-      <w:r>
-        <w:rPr>
-          <w:b/>
-          <w:bCs/>
-        </w:rPr>
-        <w:t xml:space="preserve"> </w:t>
+        <w:t xml:space="preserve">Dynamic Hedging: </w:t>
       </w:r>
       <w:r>
         <w:t>In the later phases</w:t>
@@ -2282,6 +2366,7 @@
         <w:t>use options to dynamically hedge the portfolio's overall market exposure (delta).</w:t>
       </w:r>
     </w:p>
+    <w:bookmarkEnd w:id="13"/>
     <w:p>
       <w:pPr>
         <w:spacing w:line="240" w:lineRule="auto"/>
@@ -4524,6 +4609,7 @@
   <w:style w:type="character" w:default="1" w:styleId="DefaultParagraphFont">
     <w:name w:val="Default Paragraph Font"/>
     <w:uiPriority w:val="1"/>
+    <w:semiHidden/>
     <w:unhideWhenUsed/>
   </w:style>
   <w:style w:type="table" w:default="1" w:styleId="TableNormal">
